--- a/klagomål/S 1252-2026 FSC-klagomål.docx
+++ b/klagomål/S 1252-2026 FSC-klagomål.docx
@@ -737,7 +737,7 @@
     <w:r>
       <w:tab/>
       <w:tab/>
-      <w:t>2026-07-13</w:t>
+      <w:t>2026-07-14</w:t>
       <w:br/>
       <w:br/>
     </w:r>

--- a/klagomål/S 1252-2026 FSC-klagomål.docx
+++ b/klagomål/S 1252-2026 FSC-klagomål.docx
@@ -737,7 +737,7 @@
     <w:r>
       <w:tab/>
       <w:tab/>
-      <w:t>2026-07-14</w:t>
+      <w:t>2026-07-15</w:t>
       <w:br/>
       <w:br/>
     </w:r>

--- a/klagomål/S 1252-2026 FSC-klagomål.docx
+++ b/klagomål/S 1252-2026 FSC-klagomål.docx
@@ -737,7 +737,7 @@
     <w:r>
       <w:tab/>
       <w:tab/>
-      <w:t>2026-07-15</w:t>
+      <w:t>2026-07-16</w:t>
       <w:br/>
       <w:br/>
     </w:r>

--- a/klagomål/S 1252-2026 FSC-klagomål.docx
+++ b/klagomål/S 1252-2026 FSC-klagomål.docx
@@ -737,7 +737,7 @@
     <w:r>
       <w:tab/>
       <w:tab/>
-      <w:t>2026-07-16</w:t>
+      <w:t>2026-07-17</w:t>
       <w:br/>
       <w:br/>
     </w:r>

--- a/klagomål/S 1252-2026 FSC-klagomål.docx
+++ b/klagomål/S 1252-2026 FSC-klagomål.docx
@@ -737,7 +737,7 @@
     <w:r>
       <w:tab/>
       <w:tab/>
-      <w:t>2026-07-17</w:t>
+      <w:t>2026-07-18</w:t>
       <w:br/>
       <w:br/>
     </w:r>

--- a/klagomål/S 1252-2026 FSC-klagomål.docx
+++ b/klagomål/S 1252-2026 FSC-klagomål.docx
@@ -737,7 +737,7 @@
     <w:r>
       <w:tab/>
       <w:tab/>
-      <w:t>2026-07-18</w:t>
+      <w:t>2026-07-19</w:t>
       <w:br/>
       <w:br/>
     </w:r>

--- a/klagomål/S 1252-2026 FSC-klagomål.docx
+++ b/klagomål/S 1252-2026 FSC-klagomål.docx
@@ -737,7 +737,7 @@
     <w:r>
       <w:tab/>
       <w:tab/>
-      <w:t>2026-07-19</w:t>
+      <w:t>2026-07-20</w:t>
       <w:br/>
       <w:br/>
     </w:r>

--- a/klagomål/S 1252-2026 FSC-klagomål.docx
+++ b/klagomål/S 1252-2026 FSC-klagomål.docx
@@ -737,7 +737,7 @@
     <w:r>
       <w:tab/>
       <w:tab/>
-      <w:t>2026-07-20</w:t>
+      <w:t>2026-07-21</w:t>
       <w:br/>
       <w:br/>
     </w:r>

--- a/klagomål/S 1252-2026 FSC-klagomål.docx
+++ b/klagomål/S 1252-2026 FSC-klagomål.docx
@@ -737,7 +737,7 @@
     <w:r>
       <w:tab/>
       <w:tab/>
-      <w:t>2026-07-21</w:t>
+      <w:t>2026-07-22</w:t>
       <w:br/>
       <w:br/>
     </w:r>

--- a/klagomål/S 1252-2026 FSC-klagomål.docx
+++ b/klagomål/S 1252-2026 FSC-klagomål.docx
@@ -737,7 +737,7 @@
     <w:r>
       <w:tab/>
       <w:tab/>
-      <w:t>2026-07-22</w:t>
+      <w:t>2026-07-23</w:t>
       <w:br/>
       <w:br/>
     </w:r>

--- a/klagomål/S 1252-2026 FSC-klagomål.docx
+++ b/klagomål/S 1252-2026 FSC-klagomål.docx
@@ -737,7 +737,7 @@
     <w:r>
       <w:tab/>
       <w:tab/>
-      <w:t>2026-07-23</w:t>
+      <w:t>2026-07-24</w:t>
       <w:br/>
       <w:br/>
     </w:r>

--- a/klagomål/S 1252-2026 FSC-klagomål.docx
+++ b/klagomål/S 1252-2026 FSC-klagomål.docx
@@ -737,7 +737,7 @@
     <w:r>
       <w:tab/>
       <w:tab/>
-      <w:t>2026-07-24</w:t>
+      <w:t>2026-07-25</w:t>
       <w:br/>
       <w:br/>
     </w:r>

--- a/klagomål/S 1252-2026 FSC-klagomål.docx
+++ b/klagomål/S 1252-2026 FSC-klagomål.docx
@@ -737,7 +737,7 @@
     <w:r>
       <w:tab/>
       <w:tab/>
-      <w:t>2026-07-25</w:t>
+      <w:t>2026-07-26</w:t>
       <w:br/>
       <w:br/>
     </w:r>

--- a/klagomål/S 1252-2026 FSC-klagomål.docx
+++ b/klagomål/S 1252-2026 FSC-klagomål.docx
@@ -737,7 +737,7 @@
     <w:r>
       <w:tab/>
       <w:tab/>
-      <w:t>2026-07-26</w:t>
+      <w:t>2026-07-27</w:t>
       <w:br/>
       <w:br/>
     </w:r>

--- a/klagomål/S 1252-2026 FSC-klagomål.docx
+++ b/klagomål/S 1252-2026 FSC-klagomål.docx
@@ -737,7 +737,7 @@
     <w:r>
       <w:tab/>
       <w:tab/>
-      <w:t>2026-07-27</w:t>
+      <w:t>2026-07-28</w:t>
       <w:br/>
       <w:br/>
     </w:r>

--- a/klagomål/S 1252-2026 FSC-klagomål.docx
+++ b/klagomål/S 1252-2026 FSC-klagomål.docx
@@ -163,7 +163,7 @@
         <w:pStyle w:val="Title"/>
       </w:pPr>
       <w:r>
-        <w:t>Inledande FSC- /PEFC-klagomål – information om höga naturvärden i samrådsanmälan S 1252-2026 i Skellefteå kommun</w:t>
+        <w:t>Inledande FSC- /PEFC-klagomål – information om höga naturvärden och fridlysta arter i samrådsanmälan S 1252-2026 i Skellefteå kommun</w:t>
       </w:r>
     </w:p>
     <w:p>
@@ -221,7 +221,7 @@
     </w:p>
     <w:p>
       <w:r>
-        <w:t>I och inom 24 meter från samrådsanmälan finns fynd av 2 naturvårdsarter, varav 2 är rödlistade och 2 är typiska (T): garnlav (VU, T) och ullticka (NT, T). Se Figur 1.</w:t>
+        <w:t>I och inom 24 meter från samrådsanmälan finns fynd av 3 naturvårdsarter, varav 2 är rödlistade, 1 är fridlyst och 3 är typiska (T): garnlav (VU, T), ullticka (NT, T) och tofsmes (T, §4). Se Figur 1.</w:t>
       </w:r>
     </w:p>
     <w:p>
@@ -333,6 +333,26 @@
       </w:r>
     </w:p>
     <w:p>
+      <w:r>
+        <w:rPr>
+          <w:b/>
+        </w:rPr>
+        <w:t>Tofsmes (§4)</w:t>
+      </w:r>
+      <w:r>
+        <w:t xml:space="preserve"> häckar i barr- och blandskog, främst i tallskog. Tofsmes är typisk art för </w:t>
+      </w:r>
+      <w:r>
+        <w:rPr>
+          <w:i/>
+        </w:rPr>
+        <w:t xml:space="preserve">9010 Taiga </w:t>
+      </w:r>
+      <w:r>
+        <w:t>(SLU Artdatabanken, 2025).</w:t>
+      </w:r>
+    </w:p>
+    <w:p>
       <w:pPr>
         <w:pStyle w:val="Heading1"/>
       </w:pPr>
@@ -384,6 +404,22 @@
       <w:r>
         <w:t>I den samrådsanmälda skogen har fridlysta arter sina livsmiljöer och växtplatser. Att skada de fridlysta arternas livsmiljöer, växtplatser eller ekologiska funktion är inte tillåtet enligt artskyddsförordningen.</w:t>
       </w:r>
+      <w:r>
+        <w:rPr>
+          <w:i/>
+        </w:rPr>
+        <w:t xml:space="preserve"> EU:s medlemsländer och skogsbolag är skyldiga att agera i enlighet med EU:s fågeldirektiv där det uttryckligen står att direktivet gäller för fåglar samt för deras ägg, bon och </w:t>
+      </w:r>
+      <w:r>
+        <w:rPr>
+          <w:b/>
+          <w:i/>
+        </w:rPr>
+        <w:t xml:space="preserve">livsmiljöer </w:t>
+      </w:r>
+      <w:r>
+        <w:t>(artikel 1). Vidare att de åtgärder som vidtas inte får leda till en försämring av den nuvarande situationen beträffande bevarandet av de fågelarter som avses i artikel 1 (artikel 13).</w:t>
+      </w:r>
     </w:p>
     <w:p>
       <w:r>
@@ -422,7 +458,7 @@
         <w:rPr>
           <w:i/>
         </w:rPr>
-        <w:t>I det samrådsanmälda skogsområdet har 2 naturvårdsarter varav 2 rödlistade arter sina livsmiljöer och växtplatser.</w:t>
+        <w:t>I det samrådsanmälda skogsområdet har 3 naturvårdsarter varav 2 rödlistade arter sina livsmiljöer och växtplatser.</w:t>
       </w:r>
     </w:p>
     <w:p>
@@ -737,7 +773,7 @@
     <w:r>
       <w:tab/>
       <w:tab/>
-      <w:t>2026-07-28</w:t>
+      <w:t>2026-07-29</w:t>
       <w:br/>
       <w:br/>
     </w:r>

--- a/klagomål/S 1252-2026 FSC-klagomål.docx
+++ b/klagomål/S 1252-2026 FSC-klagomål.docx
@@ -773,7 +773,7 @@
     <w:r>
       <w:tab/>
       <w:tab/>
-      <w:t>2026-07-29</w:t>
+      <w:t>2026-07-30</w:t>
       <w:br/>
       <w:br/>
     </w:r>

--- a/klagomål/S 1252-2026 FSC-klagomål.docx
+++ b/klagomål/S 1252-2026 FSC-klagomål.docx
@@ -773,7 +773,7 @@
     <w:r>
       <w:tab/>
       <w:tab/>
-      <w:t>2026-07-30</w:t>
+      <w:t>2026-07-31</w:t>
       <w:br/>
       <w:br/>
     </w:r>

--- a/klagomål/S 1252-2026 FSC-klagomål.docx
+++ b/klagomål/S 1252-2026 FSC-klagomål.docx
@@ -773,7 +773,7 @@
     <w:r>
       <w:tab/>
       <w:tab/>
-      <w:t>2026-07-31</w:t>
+      <w:t>2026-08-01</w:t>
       <w:br/>
       <w:br/>
     </w:r>

--- a/klagomål/S 1252-2026 FSC-klagomål.docx
+++ b/klagomål/S 1252-2026 FSC-klagomål.docx
@@ -773,7 +773,7 @@
     <w:r>
       <w:tab/>
       <w:tab/>
-      <w:t>2026-08-01</w:t>
+      <w:t>2026-08-02</w:t>
       <w:br/>
       <w:br/>
     </w:r>

--- a/klagomål/S 1252-2026 FSC-klagomål.docx
+++ b/klagomål/S 1252-2026 FSC-klagomål.docx
@@ -773,7 +773,7 @@
     <w:r>
       <w:tab/>
       <w:tab/>
-      <w:t>2026-08-02</w:t>
+      <w:t>2026-08-03</w:t>
       <w:br/>
       <w:br/>
     </w:r>

--- a/klagomål/S 1252-2026 FSC-klagomål.docx
+++ b/klagomål/S 1252-2026 FSC-klagomål.docx
@@ -773,7 +773,7 @@
     <w:r>
       <w:tab/>
       <w:tab/>
-      <w:t>2026-08-03</w:t>
+      <w:t>2026-08-05</w:t>
       <w:br/>
       <w:br/>
     </w:r>

--- a/klagomål/S 1252-2026 FSC-klagomål.docx
+++ b/klagomål/S 1252-2026 FSC-klagomål.docx
@@ -773,7 +773,7 @@
     <w:r>
       <w:tab/>
       <w:tab/>
-      <w:t>2026-08-05</w:t>
+      <w:t>2026-08-07</w:t>
       <w:br/>
       <w:br/>
     </w:r>

--- a/klagomål/S 1252-2026 FSC-klagomål.docx
+++ b/klagomål/S 1252-2026 FSC-klagomål.docx
@@ -773,7 +773,7 @@
     <w:r>
       <w:tab/>
       <w:tab/>
-      <w:t>2026-08-07</w:t>
+      <w:t>2026-08-08</w:t>
       <w:br/>
       <w:br/>
     </w:r>

--- a/klagomål/S 1252-2026 FSC-klagomål.docx
+++ b/klagomål/S 1252-2026 FSC-klagomål.docx
@@ -163,7 +163,7 @@
         <w:pStyle w:val="Title"/>
       </w:pPr>
       <w:r>
-        <w:t>Inledande FSC- /PEFC-klagomål – information om höga naturvärden i samrådsanmälan S 1252-2026 i Skellefteå kommun</w:t>
+        <w:t>Inledande FSC- /PEFC-klagomål – information om höga naturvärden och fridlysta arter i samrådsanmälan S 1252-2026 i Skellefteå kommun</w:t>
       </w:r>
     </w:p>
     <w:p>
@@ -216,12 +216,12 @@
         <w:spacing w:after="240"/>
       </w:pPr>
       <w:r>
-        <w:t>Figur 1. Fyndplatser för naturvårdsarter i och inom 24 meter från samrådsanmälan. Markörer utan svart kant är placerade på fyndplatsen. Markörer med svart kant är placerade vid sidan av fyndplatsen har ett svart streck som visar fyndplatsens exakta position. Kartans mittpunktskoordinat är N 7161898, E 814011 i SWEREF 99 TM.</w:t>
+        <w:t>Figur 1. Fyndplatser för naturvårdsarter i och inom 24 meter från samrådsanmälan. Markörer utan svart kant är placerade på fyndplatsen. Markörer med svart kant är placerade vid sidan av fyndplatsen och har ett svart streck som visar fyndplatsens exakta position. Kartans mittpunktskoordinat är N 7161898, E 814011 i SWEREF 99 TM.</w:t>
       </w:r>
     </w:p>
     <w:p>
       <w:r>
-        <w:t>I och inom 24 meter från samrådsanmälan finns fynd av 2 naturvårdsarter, varav 2 är rödlistade och 2 är typiska (T): garnlav (VU, T) och ullticka (NT, T). Se Figur 1.</w:t>
+        <w:t>I och inom 24 meter från samrådsanmälan finns fynd av 3 naturvårdsarter, varav 2 är rödlistade, 1 är fridlyst och 3 är typiska (T): garnlav (VU, T), ullticka (NT, T) och tofsmes (T, §4). Se Figur 1.</w:t>
       </w:r>
     </w:p>
     <w:p>
@@ -333,6 +333,26 @@
       </w:r>
     </w:p>
     <w:p>
+      <w:r>
+        <w:rPr>
+          <w:b/>
+        </w:rPr>
+        <w:t>Tofsmes (§4)</w:t>
+      </w:r>
+      <w:r>
+        <w:t xml:space="preserve"> häckar i barr- och blandskog, främst i tallskog. Tofsmes är typisk art för </w:t>
+      </w:r>
+      <w:r>
+        <w:rPr>
+          <w:i/>
+        </w:rPr>
+        <w:t xml:space="preserve">9010 Taiga </w:t>
+      </w:r>
+      <w:r>
+        <w:t>(SLU Artdatabanken, 2025).</w:t>
+      </w:r>
+    </w:p>
+    <w:p>
       <w:pPr>
         <w:pStyle w:val="Heading1"/>
       </w:pPr>
@@ -384,6 +404,22 @@
       <w:r>
         <w:t>I den samrådsanmälda skogen har fridlysta arter sina livsmiljöer och växtplatser. Att skada de fridlysta arternas livsmiljöer, växtplatser eller ekologiska funktion är inte tillåtet enligt artskyddsförordningen.</w:t>
       </w:r>
+      <w:r>
+        <w:rPr>
+          <w:i/>
+        </w:rPr>
+        <w:t xml:space="preserve"> EU:s medlemsländer och skogsbolag är skyldiga att agera i enlighet med EU:s fågeldirektiv där det uttryckligen står att direktivet gäller för fåglar samt för deras ägg, bon och </w:t>
+      </w:r>
+      <w:r>
+        <w:rPr>
+          <w:b/>
+          <w:i/>
+        </w:rPr>
+        <w:t xml:space="preserve">livsmiljöer </w:t>
+      </w:r>
+      <w:r>
+        <w:t>(artikel 1). Vidare att de åtgärder som vidtas inte får leda till en försämring av den nuvarande situationen beträffande bevarandet av de fågelarter som avses i artikel 1 (artikel 13).</w:t>
+      </w:r>
     </w:p>
     <w:p>
       <w:r>
@@ -422,7 +458,7 @@
         <w:rPr>
           <w:i/>
         </w:rPr>
-        <w:t>I det samrådsanmälda skogsområdet har 2 naturvårdsarter varav 2 rödlistade arter sina livsmiljöer och växtplatser.</w:t>
+        <w:t>I det samrådsanmälda skogsområdet har 3 naturvårdsarter varav 2 rödlistade arter sina livsmiljöer och växtplatser.</w:t>
       </w:r>
     </w:p>
     <w:p>
@@ -737,7 +773,7 @@
     <w:r>
       <w:tab/>
       <w:tab/>
-      <w:t>2026-08-14</w:t>
+      <w:t>2026-08-15</w:t>
       <w:br/>
       <w:br/>
     </w:r>

--- a/klagomål/S 1252-2026 FSC-klagomål.docx
+++ b/klagomål/S 1252-2026 FSC-klagomål.docx
@@ -773,7 +773,7 @@
     <w:r>
       <w:tab/>
       <w:tab/>
-      <w:t>2026-08-15</w:t>
+      <w:t>2026-08-16</w:t>
       <w:br/>
       <w:br/>
     </w:r>

--- a/klagomål/S 1252-2026 FSC-klagomål.docx
+++ b/klagomål/S 1252-2026 FSC-klagomål.docx
@@ -773,7 +773,7 @@
     <w:r>
       <w:tab/>
       <w:tab/>
-      <w:t>2026-08-16</w:t>
+      <w:t>2026-08-17</w:t>
       <w:br/>
       <w:br/>
     </w:r>

--- a/klagomål/S 1252-2026 FSC-klagomål.docx
+++ b/klagomål/S 1252-2026 FSC-klagomål.docx
@@ -773,7 +773,7 @@
     <w:r>
       <w:tab/>
       <w:tab/>
-      <w:t>2026-08-17</w:t>
+      <w:t>2026-08-18</w:t>
       <w:br/>
       <w:br/>
     </w:r>

--- a/klagomål/S 1252-2026 FSC-klagomål.docx
+++ b/klagomål/S 1252-2026 FSC-klagomål.docx
@@ -773,7 +773,7 @@
     <w:r>
       <w:tab/>
       <w:tab/>
-      <w:t>2026-08-18</w:t>
+      <w:t>2026-08-19</w:t>
       <w:br/>
       <w:br/>
     </w:r>

--- a/klagomål/S 1252-2026 FSC-klagomål.docx
+++ b/klagomål/S 1252-2026 FSC-klagomål.docx
@@ -773,7 +773,7 @@
     <w:r>
       <w:tab/>
       <w:tab/>
-      <w:t>2026-08-19</w:t>
+      <w:t>2026-08-20</w:t>
       <w:br/>
       <w:br/>
     </w:r>

--- a/klagomål/S 1252-2026 FSC-klagomål.docx
+++ b/klagomål/S 1252-2026 FSC-klagomål.docx
@@ -773,7 +773,7 @@
     <w:r>
       <w:tab/>
       <w:tab/>
-      <w:t>2026-08-20</w:t>
+      <w:t>2026-08-21</w:t>
       <w:br/>
       <w:br/>
     </w:r>

--- a/klagomål/S 1252-2026 FSC-klagomål.docx
+++ b/klagomål/S 1252-2026 FSC-klagomål.docx
@@ -773,7 +773,7 @@
     <w:r>
       <w:tab/>
       <w:tab/>
-      <w:t>2026-08-21</w:t>
+      <w:t>2026-08-22</w:t>
       <w:br/>
       <w:br/>
     </w:r>

--- a/klagomål/S 1252-2026 FSC-klagomål.docx
+++ b/klagomål/S 1252-2026 FSC-klagomål.docx
@@ -773,7 +773,7 @@
     <w:r>
       <w:tab/>
       <w:tab/>
-      <w:t>2026-08-22</w:t>
+      <w:t>2026-08-23</w:t>
       <w:br/>
       <w:br/>
     </w:r>

--- a/klagomål/S 1252-2026 FSC-klagomål.docx
+++ b/klagomål/S 1252-2026 FSC-klagomål.docx
@@ -773,7 +773,7 @@
     <w:r>
       <w:tab/>
       <w:tab/>
-      <w:t>2026-08-23</w:t>
+      <w:t>2026-08-24</w:t>
       <w:br/>
       <w:br/>
     </w:r>

--- a/klagomål/S 1252-2026 FSC-klagomål.docx
+++ b/klagomål/S 1252-2026 FSC-klagomål.docx
@@ -773,7 +773,7 @@
     <w:r>
       <w:tab/>
       <w:tab/>
-      <w:t>2026-08-24</w:t>
+      <w:t>2026-08-25</w:t>
       <w:br/>
       <w:br/>
     </w:r>

--- a/klagomål/S 1252-2026 FSC-klagomål.docx
+++ b/klagomål/S 1252-2026 FSC-klagomål.docx
@@ -773,7 +773,7 @@
     <w:r>
       <w:tab/>
       <w:tab/>
-      <w:t>2026-08-25</w:t>
+      <w:t>2026-08-26</w:t>
       <w:br/>
       <w:br/>
     </w:r>

--- a/klagomål/S 1252-2026 FSC-klagomål.docx
+++ b/klagomål/S 1252-2026 FSC-klagomål.docx
@@ -773,7 +773,7 @@
     <w:r>
       <w:tab/>
       <w:tab/>
-      <w:t>2026-08-26</w:t>
+      <w:t>2026-08-27</w:t>
       <w:br/>
       <w:br/>
     </w:r>

--- a/klagomål/S 1252-2026 FSC-klagomål.docx
+++ b/klagomål/S 1252-2026 FSC-klagomål.docx
@@ -773,7 +773,7 @@
     <w:r>
       <w:tab/>
       <w:tab/>
-      <w:t>2026-08-27</w:t>
+      <w:t>2026-08-28</w:t>
       <w:br/>
       <w:br/>
     </w:r>

--- a/klagomål/S 1252-2026 FSC-klagomål.docx
+++ b/klagomål/S 1252-2026 FSC-klagomål.docx
@@ -773,7 +773,7 @@
     <w:r>
       <w:tab/>
       <w:tab/>
-      <w:t>2026-08-28</w:t>
+      <w:t>2026-08-29</w:t>
       <w:br/>
       <w:br/>
     </w:r>

--- a/klagomål/S 1252-2026 FSC-klagomål.docx
+++ b/klagomål/S 1252-2026 FSC-klagomål.docx
@@ -773,7 +773,7 @@
     <w:r>
       <w:tab/>
       <w:tab/>
-      <w:t>2026-08-29</w:t>
+      <w:t>2026-08-31</w:t>
       <w:br/>
       <w:br/>
     </w:r>

--- a/klagomål/S 1252-2026 FSC-klagomål.docx
+++ b/klagomål/S 1252-2026 FSC-klagomål.docx
@@ -773,7 +773,7 @@
     <w:r>
       <w:tab/>
       <w:tab/>
-      <w:t>2026-08-31</w:t>
+      <w:t>2026-09-01</w:t>
       <w:br/>
       <w:br/>
     </w:r>

--- a/klagomål/S 1252-2026 FSC-klagomål.docx
+++ b/klagomål/S 1252-2026 FSC-klagomål.docx
@@ -773,7 +773,7 @@
     <w:r>
       <w:tab/>
       <w:tab/>
-      <w:t>2026-09-01</w:t>
+      <w:t>2026-09-02</w:t>
       <w:br/>
       <w:br/>
     </w:r>

--- a/klagomål/S 1252-2026 FSC-klagomål.docx
+++ b/klagomål/S 1252-2026 FSC-klagomål.docx
@@ -773,7 +773,7 @@
     <w:r>
       <w:tab/>
       <w:tab/>
-      <w:t>2026-09-02</w:t>
+      <w:t>2026-09-03</w:t>
       <w:br/>
       <w:br/>
     </w:r>

--- a/klagomål/S 1252-2026 FSC-klagomål.docx
+++ b/klagomål/S 1252-2026 FSC-klagomål.docx
@@ -773,7 +773,7 @@
     <w:r>
       <w:tab/>
       <w:tab/>
-      <w:t>2026-09-03</w:t>
+      <w:t>2026-09-04</w:t>
       <w:br/>
       <w:br/>
     </w:r>

--- a/klagomål/S 1252-2026 FSC-klagomål.docx
+++ b/klagomål/S 1252-2026 FSC-klagomål.docx
@@ -773,7 +773,7 @@
     <w:r>
       <w:tab/>
       <w:tab/>
-      <w:t>2026-09-04</w:t>
+      <w:t>2026-09-05</w:t>
       <w:br/>
       <w:br/>
     </w:r>

--- a/klagomål/S 1252-2026 FSC-klagomål.docx
+++ b/klagomål/S 1252-2026 FSC-klagomål.docx
@@ -773,7 +773,7 @@
     <w:r>
       <w:tab/>
       <w:tab/>
-      <w:t>2026-09-05</w:t>
+      <w:t>2026-09-06</w:t>
       <w:br/>
       <w:br/>
     </w:r>

--- a/klagomål/S 1252-2026 FSC-klagomål.docx
+++ b/klagomål/S 1252-2026 FSC-klagomål.docx
@@ -773,7 +773,7 @@
     <w:r>
       <w:tab/>
       <w:tab/>
-      <w:t>2026-09-06</w:t>
+      <w:t>2026-09-07</w:t>
       <w:br/>
       <w:br/>
     </w:r>

--- a/klagomål/S 1252-2026 FSC-klagomål.docx
+++ b/klagomål/S 1252-2026 FSC-klagomål.docx
@@ -773,7 +773,7 @@
     <w:r>
       <w:tab/>
       <w:tab/>
-      <w:t>2026-09-07</w:t>
+      <w:t>2026-09-08</w:t>
       <w:br/>
       <w:br/>
     </w:r>

--- a/klagomål/S 1252-2026 FSC-klagomål.docx
+++ b/klagomål/S 1252-2026 FSC-klagomål.docx
@@ -773,7 +773,7 @@
     <w:r>
       <w:tab/>
       <w:tab/>
-      <w:t>2026-09-08</w:t>
+      <w:t>2026-09-09</w:t>
       <w:br/>
       <w:br/>
     </w:r>

--- a/klagomål/S 1252-2026 FSC-klagomål.docx
+++ b/klagomål/S 1252-2026 FSC-klagomål.docx
@@ -773,7 +773,7 @@
     <w:r>
       <w:tab/>
       <w:tab/>
-      <w:t>2026-09-09</w:t>
+      <w:t>2026-09-10</w:t>
       <w:br/>
       <w:br/>
     </w:r>

--- a/klagomål/S 1252-2026 FSC-klagomål.docx
+++ b/klagomål/S 1252-2026 FSC-klagomål.docx
@@ -773,7 +773,7 @@
     <w:r>
       <w:tab/>
       <w:tab/>
-      <w:t>2026-09-10</w:t>
+      <w:t>2026-09-11</w:t>
       <w:br/>
       <w:br/>
     </w:r>

--- a/klagomål/S 1252-2026 FSC-klagomål.docx
+++ b/klagomål/S 1252-2026 FSC-klagomål.docx
@@ -773,7 +773,7 @@
     <w:r>
       <w:tab/>
       <w:tab/>
-      <w:t>2026-09-11</w:t>
+      <w:t>2026-09-12</w:t>
       <w:br/>
       <w:br/>
     </w:r>
